--- a/IDEA.docx
+++ b/IDEA.docx
@@ -30,14 +30,28 @@
     </w:p>
     <w:p>
       <w:pPr>
-        <w:spacing w:after="300"/>
+        <w:spacing w:after="60"/>
       </w:pPr>
       <w:r>
         <w:rPr>
           <w:b/>
           <w:bCs/>
-        </w:rPr>
-        <w:t xml:space="preserve">Climate Resilience and Hydrometeorological Disaster Management</w:t>
+          <w:sz w:val="28"/>
+          <w:szCs w:val="28"/>
+        </w:rPr>
+        <w:t xml:space="preserve">WeatherWell</w:t>
+      </w:r>
+    </w:p>
+    <w:p>
+      <w:pPr>
+        <w:spacing w:after="300"/>
+      </w:pPr>
+      <w:r>
+        <w:rPr>
+          <w:i/>
+          <w:iCs/>
+        </w:rPr>
+        <w:t xml:space="preserve">(Challenge: Climate Resilience and Hydrometeorological Disaster Management)</w:t>
       </w:r>
     </w:p>
     <w:p>
